--- a/downloads/teacher/04 Units/Unit 04 - Environmental Design and Management - Spaces We Live In/Lesson 04.06 - Elements of Design in a Real Room.docx
+++ b/downloads/teacher/04 Units/Unit 04 - Environmental Design and Management - Spaces We Live In/Lesson 04.06 - Elements of Design in a Real Room.docx
@@ -283,23 +283,41 @@
       <w:r>
         <w:t xml:space="preserve">By the end of this lesson, students will be able to:</w:t>
       </w:r>
-      <w:r>
-        <w:t xml:space="preserve"> </w:t>
-      </w:r>
-      <w:r>
-        <w:t xml:space="preserve">1. (Low: remember or understand) Given the list of eight elements of design, define each in a phrase and give one example from a room.</w:t>
-      </w:r>
-      <w:r>
-        <w:t xml:space="preserve"> </w:t>
-      </w:r>
-      <w:r>
-        <w:t xml:space="preserve">2. (Mid: apply or analyze) Given a described room and the classroom itself, locate one example of each of the eight elements in both and explain what each one does to the feel of the room.</w:t>
-      </w:r>
-      <w:r>
-        <w:t xml:space="preserve"> </w:t>
-      </w:r>
-      <w:r>
-        <w:t xml:space="preserve">3. (High: evaluate or create) Given a rough sketch of a bedroom, create a rearranged version that changes at least three elements and justify each change by its effect on function or feel.</w:t>
+    </w:p>
+    <w:p>
+      <w:pPr>
+        <w:numPr>
+          <w:ilvl w:val="0"/>
+          <w:numId w:val="1002"/>
+        </w:numPr>
+        <w:pStyle w:val="Compact"/>
+      </w:pPr>
+      <w:r>
+        <w:t xml:space="preserve">(Low: remember or understand) Given the list of eight elements of design, define each in a phrase and give one example from a room.</w:t>
+      </w:r>
+    </w:p>
+    <w:p>
+      <w:pPr>
+        <w:numPr>
+          <w:ilvl w:val="0"/>
+          <w:numId w:val="1002"/>
+        </w:numPr>
+        <w:pStyle w:val="Compact"/>
+      </w:pPr>
+      <w:r>
+        <w:t xml:space="preserve">(Mid: apply or analyze) Given a described room and the classroom itself, locate one example of each of the eight elements in both and explain what each one does to the feel of the room.</w:t>
+      </w:r>
+    </w:p>
+    <w:p>
+      <w:pPr>
+        <w:numPr>
+          <w:ilvl w:val="0"/>
+          <w:numId w:val="1002"/>
+        </w:numPr>
+        <w:pStyle w:val="Compact"/>
+      </w:pPr>
+      <w:r>
+        <w:t xml:space="preserve">(High: evaluate or create) Given a rough sketch of a bedroom, create a rearranged version that changes at least three elements and justify each change by its effect on function or feel.</w:t>
       </w:r>
     </w:p>
     <w:p>
@@ -340,7 +358,7 @@
       <w:pPr>
         <w:numPr>
           <w:ilvl w:val="0"/>
-          <w:numId w:val="1002"/>
+          <w:numId w:val="1003"/>
         </w:numPr>
         <w:pStyle w:val="Compact"/>
       </w:pPr>
@@ -367,7 +385,7 @@
       <w:pPr>
         <w:numPr>
           <w:ilvl w:val="0"/>
-          <w:numId w:val="1002"/>
+          <w:numId w:val="1003"/>
         </w:numPr>
         <w:pStyle w:val="Compact"/>
       </w:pPr>
@@ -379,7 +397,7 @@
       <w:pPr>
         <w:numPr>
           <w:ilvl w:val="0"/>
-          <w:numId w:val="1002"/>
+          <w:numId w:val="1003"/>
         </w:numPr>
         <w:pStyle w:val="Compact"/>
       </w:pPr>
@@ -406,7 +424,7 @@
       <w:pPr>
         <w:numPr>
           <w:ilvl w:val="0"/>
-          <w:numId w:val="1002"/>
+          <w:numId w:val="1003"/>
         </w:numPr>
         <w:pStyle w:val="Compact"/>
       </w:pPr>
@@ -418,7 +436,7 @@
       <w:pPr>
         <w:numPr>
           <w:ilvl w:val="0"/>
-          <w:numId w:val="1002"/>
+          <w:numId w:val="1003"/>
         </w:numPr>
         <w:pStyle w:val="Compact"/>
       </w:pPr>
@@ -875,49 +893,85 @@
       <w:r>
         <w:t xml:space="preserve">Monitor understanding:</w:t>
       </w:r>
-      <w:r>
-        <w:t xml:space="preserve"> </w:t>
-      </w:r>
-      <w:r>
-        <w:t xml:space="preserve">- What is the difference between shape and form?</w:t>
-      </w:r>
-      <w:r>
-        <w:t xml:space="preserve"> </w:t>
-      </w:r>
-      <w:r>
-        <w:t xml:space="preserve">- Is the empty corner of this room an element? Which one?</w:t>
-      </w:r>
-      <w:r>
-        <w:t xml:space="preserve"> </w:t>
-      </w:r>
-      <w:r>
-        <w:t xml:space="preserve">- Name the pattern nearest to you right now.</w:t>
-      </w:r>
-    </w:p>
-    <w:p>
-      <w:pPr>
-        <w:pStyle w:val="BodyText"/>
+    </w:p>
+    <w:p>
+      <w:pPr>
+        <w:numPr>
+          <w:ilvl w:val="0"/>
+          <w:numId w:val="1004"/>
+        </w:numPr>
+        <w:pStyle w:val="Compact"/>
+      </w:pPr>
+      <w:r>
+        <w:t xml:space="preserve">What is the difference between shape and form?</w:t>
+      </w:r>
+    </w:p>
+    <w:p>
+      <w:pPr>
+        <w:numPr>
+          <w:ilvl w:val="0"/>
+          <w:numId w:val="1004"/>
+        </w:numPr>
+        <w:pStyle w:val="Compact"/>
+      </w:pPr>
+      <w:r>
+        <w:t xml:space="preserve">Is the empty corner of this room an element? Which one?</w:t>
+      </w:r>
+    </w:p>
+    <w:p>
+      <w:pPr>
+        <w:numPr>
+          <w:ilvl w:val="0"/>
+          <w:numId w:val="1004"/>
+        </w:numPr>
+        <w:pStyle w:val="Compact"/>
+      </w:pPr>
+      <w:r>
+        <w:t xml:space="preserve">Name the pattern nearest to you right now.</w:t>
+      </w:r>
+    </w:p>
+    <w:p>
+      <w:pPr>
+        <w:pStyle w:val="FirstParagraph"/>
       </w:pPr>
       <w:r>
         <w:t xml:space="preserve">Deepen learning:</w:t>
       </w:r>
-      <w:r>
-        <w:t xml:space="preserve"> </w:t>
-      </w:r>
-      <w:r>
-        <w:t xml:space="preserve">- Why does the same room feel different at noon and at night if nothing moved?</w:t>
-      </w:r>
-      <w:r>
-        <w:t xml:space="preserve"> </w:t>
-      </w:r>
-      <w:r>
-        <w:t xml:space="preserve">- A room has no pattern at all. Is that calm or boring? Who decides?</w:t>
-      </w:r>
-      <w:r>
-        <w:t xml:space="preserve"> </w:t>
-      </w:r>
-      <w:r>
-        <w:t xml:space="preserve">- If light changes every other element, why do people pick paint colors in a store instead of in the room?</w:t>
+    </w:p>
+    <w:p>
+      <w:pPr>
+        <w:numPr>
+          <w:ilvl w:val="0"/>
+          <w:numId w:val="1005"/>
+        </w:numPr>
+        <w:pStyle w:val="Compact"/>
+      </w:pPr>
+      <w:r>
+        <w:t xml:space="preserve">Why does the same room feel different at noon and at night if nothing moved?</w:t>
+      </w:r>
+    </w:p>
+    <w:p>
+      <w:pPr>
+        <w:numPr>
+          <w:ilvl w:val="0"/>
+          <w:numId w:val="1005"/>
+        </w:numPr>
+        <w:pStyle w:val="Compact"/>
+      </w:pPr>
+      <w:r>
+        <w:t xml:space="preserve">A room has no pattern at all. Is that calm or boring? Who decides?</w:t>
+      </w:r>
+    </w:p>
+    <w:p>
+      <w:pPr>
+        <w:numPr>
+          <w:ilvl w:val="0"/>
+          <w:numId w:val="1005"/>
+        </w:numPr>
+        <w:pStyle w:val="Compact"/>
+      </w:pPr>
+      <w:r>
+        <w:t xml:space="preserve">If light changes every other element, why do people pick paint colors in a store instead of in the room?</w:t>
       </w:r>
     </w:p>
     <w:p>
@@ -1102,7 +1156,7 @@
       <w:pPr>
         <w:numPr>
           <w:ilvl w:val="0"/>
-          <w:numId w:val="1003"/>
+          <w:numId w:val="1006"/>
         </w:numPr>
         <w:pStyle w:val="Compact"/>
       </w:pPr>
@@ -1126,7 +1180,7 @@
       <w:pPr>
         <w:numPr>
           <w:ilvl w:val="0"/>
-          <w:numId w:val="1003"/>
+          <w:numId w:val="1006"/>
         </w:numPr>
         <w:pStyle w:val="Compact"/>
       </w:pPr>
@@ -1153,7 +1207,7 @@
       <w:pPr>
         <w:numPr>
           <w:ilvl w:val="0"/>
-          <w:numId w:val="1003"/>
+          <w:numId w:val="1006"/>
         </w:numPr>
         <w:pStyle w:val="Compact"/>
       </w:pPr>
@@ -1165,7 +1219,7 @@
       <w:pPr>
         <w:numPr>
           <w:ilvl w:val="0"/>
-          <w:numId w:val="1003"/>
+          <w:numId w:val="1006"/>
         </w:numPr>
         <w:pStyle w:val="Compact"/>
       </w:pPr>
@@ -1189,7 +1243,7 @@
       <w:pPr>
         <w:numPr>
           <w:ilvl w:val="0"/>
-          <w:numId w:val="1003"/>
+          <w:numId w:val="1006"/>
         </w:numPr>
         <w:pStyle w:val="Compact"/>
       </w:pPr>
@@ -1201,7 +1255,7 @@
       <w:pPr>
         <w:numPr>
           <w:ilvl w:val="0"/>
-          <w:numId w:val="1003"/>
+          <w:numId w:val="1006"/>
         </w:numPr>
         <w:pStyle w:val="Compact"/>
       </w:pPr>
@@ -1502,7 +1556,7 @@
       <w:pPr>
         <w:numPr>
           <w:ilvl w:val="0"/>
-          <w:numId w:val="1004"/>
+          <w:numId w:val="1007"/>
         </w:numPr>
         <w:pStyle w:val="Compact"/>
       </w:pPr>
@@ -1526,7 +1580,7 @@
       <w:pPr>
         <w:numPr>
           <w:ilvl w:val="0"/>
-          <w:numId w:val="1004"/>
+          <w:numId w:val="1007"/>
         </w:numPr>
         <w:pStyle w:val="Compact"/>
       </w:pPr>
@@ -1550,7 +1604,7 @@
       <w:pPr>
         <w:numPr>
           <w:ilvl w:val="0"/>
-          <w:numId w:val="1004"/>
+          <w:numId w:val="1007"/>
         </w:numPr>
         <w:pStyle w:val="Compact"/>
       </w:pPr>
@@ -1562,7 +1616,7 @@
       <w:pPr>
         <w:numPr>
           <w:ilvl w:val="0"/>
-          <w:numId w:val="1004"/>
+          <w:numId w:val="1007"/>
         </w:numPr>
         <w:pStyle w:val="Compact"/>
       </w:pPr>
@@ -1586,7 +1640,7 @@
       <w:pPr>
         <w:numPr>
           <w:ilvl w:val="0"/>
-          <w:numId w:val="1004"/>
+          <w:numId w:val="1007"/>
         </w:numPr>
         <w:pStyle w:val="Compact"/>
       </w:pPr>
@@ -1626,7 +1680,7 @@
       <w:pPr>
         <w:numPr>
           <w:ilvl w:val="0"/>
-          <w:numId w:val="1005"/>
+          <w:numId w:val="1008"/>
         </w:numPr>
         <w:pStyle w:val="Compact"/>
       </w:pPr>
@@ -1638,7 +1692,7 @@
       <w:pPr>
         <w:numPr>
           <w:ilvl w:val="0"/>
-          <w:numId w:val="1005"/>
+          <w:numId w:val="1008"/>
         </w:numPr>
         <w:pStyle w:val="Compact"/>
       </w:pPr>
@@ -1668,7 +1722,7 @@
       <w:pPr>
         <w:numPr>
           <w:ilvl w:val="0"/>
-          <w:numId w:val="1005"/>
+          <w:numId w:val="1008"/>
         </w:numPr>
         <w:pStyle w:val="Compact"/>
       </w:pPr>
@@ -1692,7 +1746,7 @@
       <w:pPr>
         <w:numPr>
           <w:ilvl w:val="0"/>
-          <w:numId w:val="1005"/>
+          <w:numId w:val="1008"/>
         </w:numPr>
         <w:pStyle w:val="Compact"/>
       </w:pPr>
@@ -1704,7 +1758,7 @@
       <w:pPr>
         <w:numPr>
           <w:ilvl w:val="0"/>
-          <w:numId w:val="1005"/>
+          <w:numId w:val="1008"/>
         </w:numPr>
         <w:pStyle w:val="Compact"/>
       </w:pPr>
@@ -2000,6 +2054,118 @@
       </w:pPr>
     </w:lvl>
   </w:abstractNum>
+  <w:abstractNum w:abstractNumId="99411">
+    <w:nsid w:val="71315dca"/>
+    <w:multiLevelType w:val="multilevel"/>
+    <w:lvl w:ilvl="0">
+      <w:start w:val="1"/>
+      <w:numFmt w:val="decimal"/>
+      <w:lvlText w:val="%1."/>
+      <w:lvlJc w:val="left"/>
+      <w:pPr>
+        <w:tabs>
+          <w:tab w:val="num" w:pos="0"/>
+        </w:tabs>
+        <w:ind w:left="480" w:hanging="480"/>
+      </w:pPr>
+    </w:lvl>
+    <w:lvl w:ilvl="1">
+      <w:start w:val="1"/>
+      <w:numFmt w:val="decimal"/>
+      <w:lvlText w:val="%2."/>
+      <w:lvlJc w:val="left"/>
+      <w:pPr>
+        <w:tabs>
+          <w:tab w:val="num" w:pos="720"/>
+        </w:tabs>
+        <w:ind w:left="1200" w:hanging="480"/>
+      </w:pPr>
+    </w:lvl>
+    <w:lvl w:ilvl="2">
+      <w:start w:val="1"/>
+      <w:numFmt w:val="decimal"/>
+      <w:lvlText w:val="%3."/>
+      <w:lvlJc w:val="left"/>
+      <w:pPr>
+        <w:tabs>
+          <w:tab w:val="num" w:pos="1440"/>
+        </w:tabs>
+        <w:ind w:left="1920" w:hanging="480"/>
+      </w:pPr>
+    </w:lvl>
+    <w:lvl w:ilvl="3">
+      <w:start w:val="1"/>
+      <w:numFmt w:val="decimal"/>
+      <w:lvlText w:val="%4."/>
+      <w:lvlJc w:val="left"/>
+      <w:pPr>
+        <w:tabs>
+          <w:tab w:val="num" w:pos="2160"/>
+        </w:tabs>
+        <w:ind w:left="2640" w:hanging="480"/>
+      </w:pPr>
+    </w:lvl>
+    <w:lvl w:ilvl="4">
+      <w:start w:val="1"/>
+      <w:numFmt w:val="decimal"/>
+      <w:lvlText w:val="%5."/>
+      <w:lvlJc w:val="left"/>
+      <w:pPr>
+        <w:tabs>
+          <w:tab w:val="num" w:pos="2880"/>
+        </w:tabs>
+        <w:ind w:left="3360" w:hanging="480"/>
+      </w:pPr>
+    </w:lvl>
+    <w:lvl w:ilvl="5">
+      <w:start w:val="1"/>
+      <w:numFmt w:val="decimal"/>
+      <w:lvlText w:val="%6."/>
+      <w:lvlJc w:val="left"/>
+      <w:pPr>
+        <w:tabs>
+          <w:tab w:val="num" w:pos="3600"/>
+        </w:tabs>
+        <w:ind w:left="4080" w:hanging="480"/>
+      </w:pPr>
+    </w:lvl>
+    <w:lvl w:ilvl="6">
+      <w:start w:val="1"/>
+      <w:numFmt w:val="decimal"/>
+      <w:lvlText w:val="%7."/>
+      <w:lvlJc w:val="left"/>
+      <w:pPr>
+        <w:tabs>
+          <w:tab w:val="num" w:pos="4320"/>
+        </w:tabs>
+        <w:ind w:left="4800" w:hanging="480"/>
+      </w:pPr>
+    </w:lvl>
+    <w:lvl w:ilvl="7">
+      <w:start w:val="1"/>
+      <w:numFmt w:val="decimal"/>
+      <w:lvlText w:val="%8."/>
+      <w:lvlJc w:val="left"/>
+      <w:pPr>
+        <w:tabs>
+          <w:tab w:val="num" w:pos="5040"/>
+        </w:tabs>
+        <w:ind w:left="5520" w:hanging="480"/>
+      </w:pPr>
+    </w:lvl>
+    <w:lvl w:ilvl="8">
+      <w:start w:val="1"/>
+      <w:numFmt w:val="decimal"/>
+      <w:lvlText w:val="%9."/>
+      <w:lvlJc w:val="left"/>
+      <w:pPr>
+        <w:tabs>
+          <w:tab w:val="num" w:pos="5760"/>
+        </w:tabs>
+        <w:ind w:left="6240" w:hanging="480"/>
+      </w:pPr>
+    </w:lvl>
+  </w:abstractNum>
   <w:num w:numId="1000">
     <w:abstractNumId w:val="990"/>
   </w:num>
@@ -2007,7 +2173,34 @@
     <w:abstractNumId w:val="991"/>
   </w:num>
   <w:num w:numId="1002">
-    <w:abstractNumId w:val="991"/>
+    <w:abstractNumId w:val="99411"/>
+    <w:lvlOverride w:ilvl="0">
+      <w:startOverride w:val="1"/>
+    </w:lvlOverride>
+    <w:lvlOverride w:ilvl="1">
+      <w:startOverride w:val="1"/>
+    </w:lvlOverride>
+    <w:lvlOverride w:ilvl="2">
+      <w:startOverride w:val="1"/>
+    </w:lvlOverride>
+    <w:lvlOverride w:ilvl="3">
+      <w:startOverride w:val="1"/>
+    </w:lvlOverride>
+    <w:lvlOverride w:ilvl="4">
+      <w:startOverride w:val="1"/>
+    </w:lvlOverride>
+    <w:lvlOverride w:ilvl="5">
+      <w:startOverride w:val="1"/>
+    </w:lvlOverride>
+    <w:lvlOverride w:ilvl="6">
+      <w:startOverride w:val="1"/>
+    </w:lvlOverride>
+    <w:lvlOverride w:ilvl="7">
+      <w:startOverride w:val="1"/>
+    </w:lvlOverride>
+    <w:lvlOverride w:ilvl="8">
+      <w:startOverride w:val="1"/>
+    </w:lvlOverride>
   </w:num>
   <w:num w:numId="1003">
     <w:abstractNumId w:val="991"/>
@@ -2016,6 +2209,15 @@
     <w:abstractNumId w:val="991"/>
   </w:num>
   <w:num w:numId="1005">
+    <w:abstractNumId w:val="991"/>
+  </w:num>
+  <w:num w:numId="1006">
+    <w:abstractNumId w:val="991"/>
+  </w:num>
+  <w:num w:numId="1007">
+    <w:abstractNumId w:val="991"/>
+  </w:num>
+  <w:num w:numId="1008">
     <w:abstractNumId w:val="991"/>
   </w:num>
 </w:numbering>

--- a/downloads/teacher/04 Units/Unit 04 - Environmental Design and Management - Spaces We Live In/Lesson 04.06 - Elements of Design in a Real Room.docx
+++ b/downloads/teacher/04 Units/Unit 04 - Environmental Design and Management - Spaces We Live In/Lesson 04.06 - Elements of Design in a Real Room.docx
@@ -1532,15 +1532,6 @@
       <w:r>
         <w:t xml:space="preserve">Art: the art teacher teaches the same elements with a slightly different list (value instead of light, no pattern); a five-minute swap of vocabulary keeps students from thinking they are two different things. FACS gives the art teacher a real room as the canvas; art gives FACS the drawing skills the sketch needs.</w:t>
       </w:r>
-      <w:r>
-        <w:t xml:space="preserve"> </w:t>
-      </w:r>
-      <w:r>
-        <w:rPr>
-          <w:rStyle w:val="TeacherNote"/>
-        </w:rPr>
-        <w:t xml:space="preserve">[Sal: ask the art teacher which list she uses so the Design Vocabulary Check matches.]</w:t>
-      </w:r>
     </w:p>
     <w:p>
       <w:pPr>
@@ -1645,7 +1636,7 @@
         <w:pStyle w:val="Compact"/>
       </w:pPr>
       <w:r>
-        <w:t xml:space="preserve">Sal’s own materials: the</w:t>
+        <w:t xml:space="preserve">My own materials: my</w:t>
       </w:r>
       <w:r>
         <w:t xml:space="preserve"> </w:t>
@@ -1663,7 +1654,7 @@
         <w:t xml:space="preserve"> </w:t>
       </w:r>
       <w:r>
-        <w:t xml:space="preserve">Brentwood packet (Unit_1_Interior_Design) supplied the eight-element list, the Design Element Detective table, and the rearrange-your-room sketch; the teacher side, the described room, and the effect column are new here.</w:t>
+        <w:t xml:space="preserve">packet supplied the eight-element list, the Design Element Detective table, and the rearrange-your-room sketch; the teacher side, the described room, and the effect column are new here.</w:t>
       </w:r>
     </w:p>
     <w:p>
@@ -1752,21 +1743,6 @@
       </w:pPr>
       <w:r>
         <w:t xml:space="preserve">Keep the sketches. They go in the FACS folder and come out in Lesson 4.11, when the client brief asks students to redo a room for someone else.</w:t>
-      </w:r>
-    </w:p>
-    <w:p>
-      <w:pPr>
-        <w:numPr>
-          <w:ilvl w:val="0"/>
-          <w:numId w:val="1008"/>
-        </w:numPr>
-        <w:pStyle w:val="Compact"/>
-      </w:pPr>
-      <w:r>
-        <w:rPr>
-          <w:rStyle w:val="TeacherNote"/>
-        </w:rPr>
-        <w:t xml:space="preserve">[Sal: your Brentwood packet had the Marcus story about the cramped room. It works as a two-sentence hook if you want a story instead of the word list; keep the name fictional and do not reuse it in other lessons.]</w:t>
       </w:r>
     </w:p>
     <w:sectPr>
